--- a/recursos/pqp.docx
+++ b/recursos/pqp.docx
@@ -70,8 +70,6 @@
           <w:rFonts w:ascii="Verdana" w:hAnsi="Verdana" w:cs="Verdana"/>
         </w:rPr>
       </w:pPr>
-      <w:bookmarkStart w:id="0" w:name="_GoBack"/>
-      <w:bookmarkEnd w:id="0"/>
     </w:p>
     <w:p>
       <w:pPr>
@@ -389,69 +387,8 @@
           <w:color w:val="000000"/>
         </w:rPr>
       </w:pPr>
-      <w:r>
-        <w:rPr>
-          <w:rFonts w:ascii="Verdana" w:hAnsi="Verdana" w:cs="Verdana"/>
-          <w:noProof/>
-          <w:color w:val="000000"/>
-          <w:lang w:val="en-US"/>
-        </w:rPr>
-        <w:drawing>
-          <wp:anchor distT="0" distB="0" distL="114300" distR="114300" simplePos="0" relativeHeight="251659264" behindDoc="0" locked="0" layoutInCell="1" allowOverlap="1" wp14:anchorId="2CF3080E" wp14:editId="12CE13CF">
-            <wp:simplePos x="0" y="0"/>
-            <wp:positionH relativeFrom="column">
-              <wp:posOffset>3368040</wp:posOffset>
-            </wp:positionH>
-            <wp:positionV relativeFrom="paragraph">
-              <wp:posOffset>8890</wp:posOffset>
-            </wp:positionV>
-            <wp:extent cx="1914525" cy="1372870"/>
-            <wp:effectExtent l="0" t="0" r="9525" b="0"/>
-            <wp:wrapSquare wrapText="bothSides"/>
-            <wp:docPr id="1973969727" name="Imagen 1" descr="Diagrama, Texto&#10;&#10;Descripción generada automáticamente"/>
-            <wp:cNvGraphicFramePr>
-              <a:graphicFrameLocks xmlns:a="http://schemas.openxmlformats.org/drawingml/2006/main" noChangeAspect="1"/>
-            </wp:cNvGraphicFramePr>
-            <a:graphic xmlns:a="http://schemas.openxmlformats.org/drawingml/2006/main">
-              <a:graphicData uri="http://schemas.openxmlformats.org/drawingml/2006/picture">
-                <pic:pic xmlns:pic="http://schemas.openxmlformats.org/drawingml/2006/picture">
-                  <pic:nvPicPr>
-                    <pic:cNvPr id="1973969727" name="Imagen 1" descr="Diagrama, Texto&#10;&#10;Descripción generada automáticamente"/>
-                    <pic:cNvPicPr/>
-                  </pic:nvPicPr>
-                  <pic:blipFill>
-                    <a:blip r:embed="rId11" cstate="print">
-                      <a:extLst>
-                        <a:ext uri="{28A0092B-C50C-407E-A947-70E740481C1C}">
-                          <a14:useLocalDpi xmlns:a14="http://schemas.microsoft.com/office/drawing/2010/main" val="0"/>
-                        </a:ext>
-                      </a:extLst>
-                    </a:blip>
-                    <a:stretch>
-                      <a:fillRect/>
-                    </a:stretch>
-                  </pic:blipFill>
-                  <pic:spPr>
-                    <a:xfrm>
-                      <a:off x="0" y="0"/>
-                      <a:ext cx="1914525" cy="1372870"/>
-                    </a:xfrm>
-                    <a:prstGeom prst="rect">
-                      <a:avLst/>
-                    </a:prstGeom>
-                  </pic:spPr>
-                </pic:pic>
-              </a:graphicData>
-            </a:graphic>
-            <wp14:sizeRelH relativeFrom="margin">
-              <wp14:pctWidth>0</wp14:pctWidth>
-            </wp14:sizeRelH>
-            <wp14:sizeRelV relativeFrom="margin">
-              <wp14:pctHeight>0</wp14:pctHeight>
-            </wp14:sizeRelV>
-          </wp:anchor>
-        </w:drawing>
-      </w:r>
+      <w:bookmarkStart w:id="0" w:name="_GoBack"/>
+      <w:bookmarkEnd w:id="0"/>
     </w:p>
     <w:p>
       <w:pPr>
@@ -475,8 +412,8 @@
     </w:p>
     <w:p/>
     <w:sectPr>
-      <w:headerReference w:type="default" r:id="rId12"/>
-      <w:footerReference w:type="default" r:id="rId13"/>
+      <w:headerReference w:type="default" r:id="rId11"/>
+      <w:footerReference w:type="default" r:id="rId12"/>
       <w:pgSz w:w="11906" w:h="16838"/>
       <w:pgMar w:top="1417" w:right="1701" w:bottom="1417" w:left="1701" w:header="708" w:footer="708" w:gutter="0"/>
       <w:cols w:space="708"/>
@@ -1994,26 +1931,6 @@
 </file>
 
 <file path=customXml/item1.xml><?xml version="1.0" encoding="utf-8"?>
-<p:properties xmlns:p="http://schemas.microsoft.com/office/2006/metadata/properties" xmlns:xsi="http://www.w3.org/2001/XMLSchema-instance" xmlns:pc="http://schemas.microsoft.com/office/infopath/2007/PartnerControls">
-  <documentManagement>
-    <TaxCatchAll xmlns="33dc23f5-d5fc-4184-9f15-66b8f013eac8" xsi:nil="true"/>
-    <lcf76f155ced4ddcb4097134ff3c332f xmlns="193a1ed2-9709-44db-80b7-5a5a715b8b6d">
-      <Terms xmlns="http://schemas.microsoft.com/office/infopath/2007/PartnerControls"/>
-    </lcf76f155ced4ddcb4097134ff3c332f>
-  </documentManagement>
-</p:properties>
-</file>
-
-<file path=customXml/item2.xml><?xml version="1.0" encoding="utf-8"?>
-<?mso-contentType ?>
-<FormTemplates xmlns="http://schemas.microsoft.com/sharepoint/v3/contenttype/forms">
-  <Display>DocumentLibraryForm</Display>
-  <Edit>DocumentLibraryForm</Edit>
-  <New>DocumentLibraryForm</New>
-</FormTemplates>
-</file>
-
-<file path=customXml/item3.xml><?xml version="1.0" encoding="utf-8"?>
 <ct:contentTypeSchema xmlns:ct="http://schemas.microsoft.com/office/2006/metadata/contentType" xmlns:ma="http://schemas.microsoft.com/office/2006/metadata/properties/metaAttributes" ct:_="" ma:_="" ma:contentTypeName="Documento" ma:contentTypeID="0x0101001F7E277AAD434E4B9A57F21B110D67E5" ma:contentTypeVersion="13" ma:contentTypeDescription="Crear nuevo documento." ma:contentTypeScope="" ma:versionID="46cbbf4065380488ab706a99d56af4a5">
   <xsd:schema xmlns:xsd="http://www.w3.org/2001/XMLSchema" xmlns:xs="http://www.w3.org/2001/XMLSchema" xmlns:p="http://schemas.microsoft.com/office/2006/metadata/properties" xmlns:ns2="193a1ed2-9709-44db-80b7-5a5a715b8b6d" xmlns:ns3="33dc23f5-d5fc-4184-9f15-66b8f013eac8" targetNamespace="http://schemas.microsoft.com/office/2006/metadata/properties" ma:root="true" ma:fieldsID="5e600933779c37bb326d61fe0c8663c1" ns2:_="" ns3:_="">
     <xsd:import namespace="193a1ed2-9709-44db-80b7-5a5a715b8b6d"/>
@@ -2236,30 +2153,31 @@
 </ct:contentTypeSchema>
 </file>
 
+<file path=customXml/item2.xml><?xml version="1.0" encoding="utf-8"?>
+<?mso-contentType ?>
+<FormTemplates xmlns="http://schemas.microsoft.com/sharepoint/v3/contenttype/forms">
+  <Display>DocumentLibraryForm</Display>
+  <Edit>DocumentLibraryForm</Edit>
+  <New>DocumentLibraryForm</New>
+</FormTemplates>
+</file>
+
+<file path=customXml/item3.xml><?xml version="1.0" encoding="utf-8"?>
+<p:properties xmlns:p="http://schemas.microsoft.com/office/2006/metadata/properties" xmlns:xsi="http://www.w3.org/2001/XMLSchema-instance" xmlns:pc="http://schemas.microsoft.com/office/infopath/2007/PartnerControls">
+  <documentManagement>
+    <TaxCatchAll xmlns="33dc23f5-d5fc-4184-9f15-66b8f013eac8" xsi:nil="true"/>
+    <lcf76f155ced4ddcb4097134ff3c332f xmlns="193a1ed2-9709-44db-80b7-5a5a715b8b6d">
+      <Terms xmlns="http://schemas.microsoft.com/office/infopath/2007/PartnerControls"/>
+    </lcf76f155ced4ddcb4097134ff3c332f>
+  </documentManagement>
+</p:properties>
+</file>
+
 <file path=customXml/item4.xml><?xml version="1.0" encoding="utf-8"?>
 <b:Sources xmlns:b="http://schemas.openxmlformats.org/officeDocument/2006/bibliography" xmlns="http://schemas.openxmlformats.org/officeDocument/2006/bibliography" SelectedStyle="\APASixthEditionOfficeOnline.xsl" StyleName="APA" Version="6"/>
 </file>
 
 <file path=customXml/itemProps1.xml><?xml version="1.0" encoding="utf-8"?>
-<ds:datastoreItem xmlns:ds="http://schemas.openxmlformats.org/officeDocument/2006/customXml" ds:itemID="{3111B45A-D273-4E0C-8A17-BB9160AE09BB}">
-  <ds:schemaRefs>
-    <ds:schemaRef ds:uri="http://schemas.microsoft.com/office/2006/metadata/properties"/>
-    <ds:schemaRef ds:uri="http://schemas.microsoft.com/office/infopath/2007/PartnerControls"/>
-    <ds:schemaRef ds:uri="33dc23f5-d5fc-4184-9f15-66b8f013eac8"/>
-    <ds:schemaRef ds:uri="193a1ed2-9709-44db-80b7-5a5a715b8b6d"/>
-  </ds:schemaRefs>
-</ds:datastoreItem>
-</file>
-
-<file path=customXml/itemProps2.xml><?xml version="1.0" encoding="utf-8"?>
-<ds:datastoreItem xmlns:ds="http://schemas.openxmlformats.org/officeDocument/2006/customXml" ds:itemID="{E9663F26-B68D-4863-8FFE-03BE015DD11A}">
-  <ds:schemaRefs>
-    <ds:schemaRef ds:uri="http://schemas.microsoft.com/sharepoint/v3/contenttype/forms"/>
-  </ds:schemaRefs>
-</ds:datastoreItem>
-</file>
-
-<file path=customXml/itemProps3.xml><?xml version="1.0" encoding="utf-8"?>
 <ds:datastoreItem xmlns:ds="http://schemas.openxmlformats.org/officeDocument/2006/customXml" ds:itemID="{1D42B08B-017D-4B7C-8957-5EC2F0A93BE0}">
   <ds:schemaRefs>
     <ds:schemaRef ds:uri="http://schemas.microsoft.com/office/2006/metadata/contentType"/>
@@ -2278,8 +2196,27 @@
 </ds:datastoreItem>
 </file>
 
+<file path=customXml/itemProps2.xml><?xml version="1.0" encoding="utf-8"?>
+<ds:datastoreItem xmlns:ds="http://schemas.openxmlformats.org/officeDocument/2006/customXml" ds:itemID="{E9663F26-B68D-4863-8FFE-03BE015DD11A}">
+  <ds:schemaRefs>
+    <ds:schemaRef ds:uri="http://schemas.microsoft.com/sharepoint/v3/contenttype/forms"/>
+  </ds:schemaRefs>
+</ds:datastoreItem>
+</file>
+
+<file path=customXml/itemProps3.xml><?xml version="1.0" encoding="utf-8"?>
+<ds:datastoreItem xmlns:ds="http://schemas.openxmlformats.org/officeDocument/2006/customXml" ds:itemID="{3111B45A-D273-4E0C-8A17-BB9160AE09BB}">
+  <ds:schemaRefs>
+    <ds:schemaRef ds:uri="http://schemas.microsoft.com/office/2006/metadata/properties"/>
+    <ds:schemaRef ds:uri="http://schemas.microsoft.com/office/infopath/2007/PartnerControls"/>
+    <ds:schemaRef ds:uri="33dc23f5-d5fc-4184-9f15-66b8f013eac8"/>
+    <ds:schemaRef ds:uri="193a1ed2-9709-44db-80b7-5a5a715b8b6d"/>
+  </ds:schemaRefs>
+</ds:datastoreItem>
+</file>
+
 <file path=customXml/itemProps4.xml><?xml version="1.0" encoding="utf-8"?>
-<ds:datastoreItem xmlns:ds="http://schemas.openxmlformats.org/officeDocument/2006/customXml" ds:itemID="{6AA50736-2226-4090-BBAB-550D1B86FCDA}">
+<ds:datastoreItem xmlns:ds="http://schemas.openxmlformats.org/officeDocument/2006/customXml" ds:itemID="{29CE3C89-9411-4282-ACAC-7323EC1A4142}">
   <ds:schemaRefs>
     <ds:schemaRef ds:uri="http://schemas.openxmlformats.org/officeDocument/2006/bibliography"/>
   </ds:schemaRefs>
